--- a/templates/decision-making-authority.docx
+++ b/templates/decision-making-authority.docx
@@ -13,6 +13,10 @@
 GOVERNANCE STRUCTURE & DECISION-MAKING
 
 This policy establishes clear decision-making authority and voting procedures for the {familyName} family governance structure.
+
+RESPONSIBLE PARTIES:
+Primary Authority: {householdHead}
+Decision Makers: {decisionMakers}
 
 IDENTIFIED GAPS TO ADDRESS:
 {#gaps}• {description} - {severity} Priority
@@ -30,6 +34,7 @@
 
 DECISION-MAKING FRAMEWORK:
 1. Family council voting rights and quorum requirements
+   Authorized voting members: {decisionMakers}
 2. Conflict resolution procedures and escalation paths
 3. Authority levels for different decision types
 4. Meeting protocols and documentation standards</w:t>
